--- a/Assignment 1 - Group 4.docx
+++ b/Assignment 1 - Group 4.docx
@@ -79,6 +79,1028 @@
         </w:rPr>
         <w:t>Mehrshad Ghorbanisharif</w:t>
       </w:r>
+    </w:p>
+    <w:p>
+      <w:pPr>
+        <w:rPr>
+          <w:lang w:val="en-US"/>
+        </w:rPr>
+      </w:pPr>
+    </w:p>
+    <w:p>
+      <w:pPr>
+        <w:rPr>
+          <w:lang w:val="en-US"/>
+        </w:rPr>
+      </w:pPr>
+    </w:p>
+    <w:p>
+      <w:pPr>
+        <w:rPr>
+          <w:lang w:val="en-US"/>
+        </w:rPr>
+      </w:pPr>
+    </w:p>
+    <w:p>
+      <w:pPr>
+        <w:rPr>
+          <w:lang w:val="en-US"/>
+        </w:rPr>
+      </w:pPr>
+      <w:r>
+        <w:rPr>
+          <w:lang w:val="en-US"/>
+        </w:rPr>
+        <w:br w:type="page"/>
+      </w:r>
+    </w:p>
+    <w:p>
+      <w:pPr>
+        <w:rPr>
+          <w:lang w:val="en-US"/>
+        </w:rPr>
+      </w:pPr>
+      <w:r>
+        <w:rPr>
+          <w:lang w:val="en-US"/>
+        </w:rPr>
+        <w:lastRenderedPageBreak/>
+        <w:t>Part 1 – Formulating and Solving the Basic Routing problem</w:t>
+      </w:r>
+    </w:p>
+    <w:p>
+      <w:pPr>
+        <w:pStyle w:val="ListParagraph"/>
+        <w:numPr>
+          <w:ilvl w:val="1"/>
+          <w:numId w:val="1"/>
+        </w:numPr>
+        <w:rPr>
+          <w:lang w:val="en-US"/>
+        </w:rPr>
+      </w:pPr>
+      <w:r>
+        <w:rPr>
+          <w:lang w:val="en-US"/>
+        </w:rPr>
+        <w:t>TSP formulation</w:t>
+      </w:r>
+    </w:p>
+    <w:p>
+      <w:pPr>
+        <w:rPr>
+          <w:lang w:val="en-US"/>
+        </w:rPr>
+      </w:pPr>
+      <w:r>
+        <w:rPr>
+          <w:lang w:val="en-US"/>
+        </w:rPr>
+        <w:t>MTZ:</w:t>
+      </w:r>
+    </w:p>
+    <w:p>
+      <w:pPr>
+        <w:pStyle w:val="ListParagraph"/>
+        <w:numPr>
+          <w:ilvl w:val="0"/>
+          <w:numId w:val="1"/>
+        </w:numPr>
+        <w:rPr>
+          <w:lang w:val="en-US"/>
+        </w:rPr>
+      </w:pPr>
+      <w:r>
+        <w:rPr>
+          <w:lang w:val="en-US"/>
+        </w:rPr>
+        <w:t>constraints</w:t>
+      </w:r>
+    </w:p>
+    <w:p>
+      <w:pPr>
+        <w:pStyle w:val="ListParagraph"/>
+        <w:ind w:left="372"/>
+        <w:rPr>
+          <w:lang w:val="en-US"/>
+        </w:rPr>
+      </w:pPr>
+      <w:r>
+        <w:rPr>
+          <w:lang w:val="en-US"/>
+        </w:rPr>
+        <w:t xml:space="preserve">- </w:t>
+      </w:r>
+      <w:r>
+        <w:rPr>
+          <w:lang w:val="en-US"/>
+        </w:rPr>
+        <w:t>goes and leaves once</w:t>
+      </w:r>
+    </w:p>
+    <w:p>
+      <w:pPr>
+        <w:pStyle w:val="ListParagraph"/>
+        <w:ind w:left="372"/>
+        <w:rPr>
+          <w:lang w:val="en-US"/>
+        </w:rPr>
+      </w:pPr>
+      <w:r>
+        <w:rPr>
+          <w:lang w:val="en-US"/>
+        </w:rPr>
+        <w:t>- no customer visited twice/ no overlap</w:t>
+      </w:r>
+    </w:p>
+    <w:p>
+      <w:pPr>
+        <w:pStyle w:val="ListParagraph"/>
+        <w:ind w:left="372"/>
+        <w:rPr>
+          <w:lang w:val="en-US"/>
+        </w:rPr>
+      </w:pPr>
+      <w:r>
+        <w:rPr>
+          <w:lang w:val="en-US"/>
+        </w:rPr>
+        <w:t xml:space="preserve">- no subtours allowed </w:t>
+      </w:r>
+    </w:p>
+    <w:p>
+      <w:pPr>
+        <w:pStyle w:val="ListParagraph"/>
+        <w:ind w:left="372"/>
+        <w:rPr>
+          <w:lang w:val="en-US"/>
+        </w:rPr>
+      </w:pPr>
+      <w:r>
+        <w:rPr>
+          <w:lang w:val="en-US"/>
+        </w:rPr>
+        <w:tab/>
+        <w:t>You only get subtour if you incl. cutting edges in the DFJ</w:t>
+      </w:r>
+    </w:p>
+    <w:p>
+      <w:pPr>
+        <w:pStyle w:val="ListParagraph"/>
+        <w:ind w:left="372"/>
+        <w:rPr>
+          <w:lang w:val="en-US"/>
+        </w:rPr>
+      </w:pPr>
+    </w:p>
+    <w:p>
+      <w:pPr>
+        <w:pStyle w:val="ListParagraph"/>
+        <w:ind w:left="372"/>
+        <w:rPr>
+          <w:lang w:val="en-US"/>
+        </w:rPr>
+      </w:pPr>
+      <w:r>
+        <w:rPr>
+          <w:lang w:val="en-US"/>
+        </w:rPr>
+        <w:t>Other:</w:t>
+      </w:r>
+    </w:p>
+    <w:p>
+      <w:pPr>
+        <w:pStyle w:val="ListParagraph"/>
+        <w:numPr>
+          <w:ilvl w:val="0"/>
+          <w:numId w:val="2"/>
+        </w:numPr>
+        <w:rPr>
+          <w:lang w:val="en-US"/>
+        </w:rPr>
+      </w:pPr>
+      <w:r>
+        <w:rPr>
+          <w:lang w:val="en-US"/>
+        </w:rPr>
+        <w:t>line 53 (enter), line 54 (</w:t>
+      </w:r>
+      <w:proofErr w:type="gramStart"/>
+      <w:r>
+        <w:rPr>
+          <w:lang w:val="en-US"/>
+        </w:rPr>
+        <w:t>exits</w:t>
+      </w:r>
+      <w:proofErr w:type="gramEnd"/>
+      <w:r>
+        <w:rPr>
+          <w:lang w:val="en-US"/>
+        </w:rPr>
+        <w:t>) only once</w:t>
+      </w:r>
+    </w:p>
+    <w:p>
+      <w:pPr>
+        <w:pStyle w:val="ListParagraph"/>
+        <w:numPr>
+          <w:ilvl w:val="0"/>
+          <w:numId w:val="2"/>
+        </w:numPr>
+        <w:rPr>
+          <w:lang w:val="en-US"/>
+        </w:rPr>
+      </w:pPr>
+      <w:r>
+        <w:rPr>
+          <w:lang w:val="en-US"/>
+        </w:rPr>
+        <w:t>line 56-60 no subtours allowed</w:t>
+      </w:r>
+    </w:p>
+    <w:p>
+      <w:pPr>
+        <w:pStyle w:val="ListParagraph"/>
+        <w:numPr>
+          <w:ilvl w:val="1"/>
+          <w:numId w:val="2"/>
+        </w:numPr>
+        <w:rPr>
+          <w:lang w:val="en-US"/>
+        </w:rPr>
+      </w:pPr>
+      <w:r>
+        <w:rPr>
+          <w:lang w:val="en-US"/>
+        </w:rPr>
+        <w:t xml:space="preserve">line 60 (Jasmijn): </w:t>
+      </w:r>
+      <w:proofErr w:type="spellStart"/>
+      <w:r>
+        <w:rPr>
+          <w:lang w:val="en-US"/>
+        </w:rPr>
+        <w:t>MTX_</w:t>
+      </w:r>
+      <w:proofErr w:type="gramStart"/>
+      <w:r>
+        <w:rPr>
+          <w:lang w:val="en-US"/>
+        </w:rPr>
+        <w:t>model.addConst</w:t>
+      </w:r>
+      <w:proofErr w:type="spellEnd"/>
+      <w:proofErr w:type="gramEnd"/>
+      <w:r>
+        <w:rPr>
+          <w:lang w:val="en-US"/>
+        </w:rPr>
+        <w:t>(u[</w:t>
+      </w:r>
+      <w:proofErr w:type="spellStart"/>
+      <w:r>
+        <w:rPr>
+          <w:lang w:val="en-US"/>
+        </w:rPr>
+        <w:t>i</w:t>
+      </w:r>
+      <w:proofErr w:type="spellEnd"/>
+      <w:r>
+        <w:rPr>
+          <w:lang w:val="en-US"/>
+        </w:rPr>
+        <w:t xml:space="preserve">] &lt;= </w:t>
+      </w:r>
+      <w:proofErr w:type="spellStart"/>
+      <w:r>
+        <w:rPr>
+          <w:lang w:val="en-US"/>
+        </w:rPr>
+        <w:t>M_big</w:t>
+      </w:r>
+      <w:proofErr w:type="spellEnd"/>
+      <w:r>
+        <w:rPr>
+          <w:lang w:val="en-US"/>
+        </w:rPr>
+        <w:t xml:space="preserve"> -1)</w:t>
+      </w:r>
+    </w:p>
+    <w:p>
+      <w:pPr>
+        <w:pStyle w:val="ListParagraph"/>
+        <w:numPr>
+          <w:ilvl w:val="0"/>
+          <w:numId w:val="2"/>
+        </w:numPr>
+        <w:rPr>
+          <w:lang w:val="en-US"/>
+        </w:rPr>
+      </w:pPr>
+      <w:r>
+        <w:rPr>
+          <w:lang w:val="en-US"/>
+        </w:rPr>
+        <w:t xml:space="preserve">line 65 </w:t>
+      </w:r>
+    </w:p>
+    <w:p>
+      <w:pPr>
+        <w:rPr>
+          <w:lang w:val="en-US"/>
+        </w:rPr>
+      </w:pPr>
+      <w:r>
+        <w:rPr>
+          <w:lang w:val="en-US"/>
+        </w:rPr>
+        <w:t xml:space="preserve">is the assignment with one vehicle only? </w:t>
+      </w:r>
+      <w:r>
+        <w:rPr>
+          <w:lang w:val="en-US"/>
+        </w:rPr>
+        <w:t>– yes in part 2 we add capacity</w:t>
+      </w:r>
+    </w:p>
+    <w:p>
+      <w:pPr>
+        <w:rPr>
+          <w:lang w:val="en-US"/>
+        </w:rPr>
+      </w:pPr>
+    </w:p>
+    <w:p>
+      <w:pPr>
+        <w:rPr>
+          <w:lang w:val="en-US"/>
+        </w:rPr>
+      </w:pPr>
+      <w:r>
+        <w:rPr>
+          <w:lang w:val="en-US"/>
+        </w:rPr>
+        <w:t>Difference MTZ/ DFJ</w:t>
+      </w:r>
+    </w:p>
+    <w:p>
+      <w:pPr>
+        <w:rPr>
+          <w:lang w:val="en-US"/>
+        </w:rPr>
+      </w:pPr>
+      <w:r>
+        <w:rPr>
+          <w:lang w:val="en-US"/>
+        </w:rPr>
+        <w:t>With the MTX you also get these constraints</w:t>
+      </w:r>
+      <w:proofErr w:type="gramStart"/>
+      <w:r>
+        <w:rPr>
+          <w:lang w:val="en-US"/>
+        </w:rPr>
+        <w:t>:  u</w:t>
+      </w:r>
+      <w:proofErr w:type="gramEnd"/>
+      <w:r>
+        <w:rPr>
+          <w:lang w:val="en-US"/>
+        </w:rPr>
+        <w:t xml:space="preserve"> represents the node problem, not incl in DFJ</w:t>
+      </w:r>
+    </w:p>
+    <w:p>
+      <w:pPr>
+        <w:rPr>
+          <w:lang w:val="en-US"/>
+        </w:rPr>
+      </w:pPr>
+      <w:r>
+        <w:rPr>
+          <w:noProof/>
+          <w:lang w:val="en-US"/>
+        </w:rPr>
+        <mc:AlternateContent>
+          <mc:Choice Requires="wps">
+            <w:drawing>
+              <wp:anchor distT="0" distB="0" distL="114300" distR="114300" simplePos="0" relativeHeight="251661312" behindDoc="0" locked="0" layoutInCell="1" allowOverlap="1" wp14:anchorId="334A7B2F" wp14:editId="75DB219F">
+                <wp:simplePos x="0" y="0"/>
+                <wp:positionH relativeFrom="page">
+                  <wp:posOffset>289560</wp:posOffset>
+                </wp:positionH>
+                <wp:positionV relativeFrom="paragraph">
+                  <wp:posOffset>640080</wp:posOffset>
+                </wp:positionV>
+                <wp:extent cx="2148840" cy="403860"/>
+                <wp:effectExtent l="0" t="0" r="22860" b="15240"/>
+                <wp:wrapNone/>
+                <wp:docPr id="156175159" name="Text Box 2"/>
+                <wp:cNvGraphicFramePr/>
+                <a:graphic xmlns:a="http://schemas.openxmlformats.org/drawingml/2006/main">
+                  <a:graphicData uri="http://schemas.microsoft.com/office/word/2010/wordprocessingShape">
+                    <wps:wsp>
+                      <wps:cNvSpPr txBox="1"/>
+                      <wps:spPr>
+                        <a:xfrm>
+                          <a:off x="0" y="0"/>
+                          <a:ext cx="2148840" cy="403860"/>
+                        </a:xfrm>
+                        <a:prstGeom prst="rect">
+                          <a:avLst/>
+                        </a:prstGeom>
+                        <a:noFill/>
+                        <a:ln/>
+                      </wps:spPr>
+                      <wps:style>
+                        <a:lnRef idx="2">
+                          <a:schemeClr val="dk1"/>
+                        </a:lnRef>
+                        <a:fillRef idx="1">
+                          <a:schemeClr val="lt1"/>
+                        </a:fillRef>
+                        <a:effectRef idx="0">
+                          <a:schemeClr val="dk1"/>
+                        </a:effectRef>
+                        <a:fontRef idx="minor">
+                          <a:schemeClr val="dk1"/>
+                        </a:fontRef>
+                      </wps:style>
+                      <wps:txbx>
+                        <w:txbxContent>
+                          <w:p>
+                            <w:pPr>
+                              <w:rPr>
+                                <w:sz w:val="18"/>
+                                <w:szCs w:val="18"/>
+                                <w:lang w:val="en-US"/>
+                              </w:rPr>
+                            </w:pPr>
+                            <w:r>
+                              <w:rPr>
+                                <w:sz w:val="18"/>
+                                <w:szCs w:val="18"/>
+                                <w:lang w:val="en-US"/>
+                              </w:rPr>
+                              <w:t>Tour starts at depot (u1), all other customers, are ordered after that</w:t>
+                            </w:r>
+                          </w:p>
+                        </w:txbxContent>
+                      </wps:txbx>
+                      <wps:bodyPr rot="0" spcFirstLastPara="0" vertOverflow="overflow" horzOverflow="overflow" vert="horz" wrap="square" lIns="91440" tIns="45720" rIns="91440" bIns="45720" numCol="1" spcCol="0" rtlCol="0" fromWordArt="0" anchor="t" anchorCtr="0" forceAA="0" compatLnSpc="1">
+                        <a:prstTxWarp prst="textNoShape">
+                          <a:avLst/>
+                        </a:prstTxWarp>
+                        <a:noAutofit/>
+                      </wps:bodyPr>
+                    </wps:wsp>
+                  </a:graphicData>
+                </a:graphic>
+                <wp14:sizeRelH relativeFrom="margin">
+                  <wp14:pctWidth>0</wp14:pctWidth>
+                </wp14:sizeRelH>
+                <wp14:sizeRelV relativeFrom="margin">
+                  <wp14:pctHeight>0</wp14:pctHeight>
+                </wp14:sizeRelV>
+              </wp:anchor>
+            </w:drawing>
+          </mc:Choice>
+          <mc:Fallback>
+            <w:pict>
+              <v:shapetype w14:anchorId="334A7B2F" id="_x0000_t202" coordsize="21600,21600" o:spt="202" path="m,l,21600r21600,l21600,xe">
+                <v:stroke joinstyle="miter"/>
+                <v:path gradientshapeok="t" o:connecttype="rect"/>
+              </v:shapetype>
+              <v:shape id="Text Box 2" o:spid="_x0000_s1026" type="#_x0000_t202" style="position:absolute;margin-left:22.8pt;margin-top:50.4pt;width:169.2pt;height:31.8pt;z-index:251661312;visibility:visible;mso-wrap-style:square;mso-width-percent:0;mso-height-percent:0;mso-wrap-distance-left:9pt;mso-wrap-distance-top:0;mso-wrap-distance-right:9pt;mso-wrap-distance-bottom:0;mso-position-horizontal:absolute;mso-position-horizontal-relative:page;mso-position-vertical:absolute;mso-position-vertical-relative:text;mso-width-percent:0;mso-height-percent:0;mso-width-relative:margin;mso-height-relative:margin;v-text-anchor:top" o:gfxdata="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" filled="f" strokecolor="black [3200]" strokeweight="1.5pt">
+                <v:textbox>
+                  <w:txbxContent>
+                    <w:p>
+                      <w:pPr>
+                        <w:rPr>
+                          <w:sz w:val="18"/>
+                          <w:szCs w:val="18"/>
+                          <w:lang w:val="en-US"/>
+                        </w:rPr>
+                      </w:pPr>
+                      <w:r>
+                        <w:rPr>
+                          <w:sz w:val="18"/>
+                          <w:szCs w:val="18"/>
+                          <w:lang w:val="en-US"/>
+                        </w:rPr>
+                        <w:t>Tour starts at depot (u1), all other customers, are ordered after that</w:t>
+                      </w:r>
+                    </w:p>
+                  </w:txbxContent>
+                </v:textbox>
+                <w10:wrap anchorx="page"/>
+              </v:shape>
+            </w:pict>
+          </mc:Fallback>
+        </mc:AlternateContent>
+      </w:r>
+      <w:r>
+        <w:rPr>
+          <w:highlight w:val="yellow"/>
+          <w:lang w:val="en-US"/>
+        </w:rPr>
+        <w:drawing>
+          <wp:anchor distT="0" distB="0" distL="114300" distR="114300" simplePos="0" relativeHeight="251660288" behindDoc="0" locked="0" layoutInCell="1" allowOverlap="1" wp14:anchorId="7B5275C7" wp14:editId="67748B55">
+            <wp:simplePos x="0" y="0"/>
+            <wp:positionH relativeFrom="margin">
+              <wp:align>right</wp:align>
+            </wp:positionH>
+            <wp:positionV relativeFrom="paragraph">
+              <wp:posOffset>342900</wp:posOffset>
+            </wp:positionV>
+            <wp:extent cx="4740275" cy="1640205"/>
+            <wp:effectExtent l="0" t="0" r="3175" b="0"/>
+            <wp:wrapTopAndBottom/>
+            <wp:docPr id="1236404304" name="Picture 1" descr="A screenshot of a computer&#10;&#10;AI-generated content may be incorrect."/>
+            <wp:cNvGraphicFramePr>
+              <a:graphicFrameLocks xmlns:a="http://schemas.openxmlformats.org/drawingml/2006/main" noChangeAspect="1"/>
+            </wp:cNvGraphicFramePr>
+            <a:graphic xmlns:a="http://schemas.openxmlformats.org/drawingml/2006/main">
+              <a:graphicData uri="http://schemas.openxmlformats.org/drawingml/2006/picture">
+                <pic:pic xmlns:pic="http://schemas.openxmlformats.org/drawingml/2006/picture">
+                  <pic:nvPicPr>
+                    <pic:cNvPr id="1236404304" name="Picture 1" descr="A screenshot of a computer&#10;&#10;AI-generated content may be incorrect."/>
+                    <pic:cNvPicPr/>
+                  </pic:nvPicPr>
+                  <pic:blipFill>
+                    <a:blip r:embed="rId5">
+                      <a:extLst>
+                        <a:ext uri="{28A0092B-C50C-407E-A947-70E740481C1C}">
+                          <a14:useLocalDpi xmlns:a14="http://schemas.microsoft.com/office/drawing/2010/main" val="0"/>
+                        </a:ext>
+                      </a:extLst>
+                    </a:blip>
+                    <a:stretch>
+                      <a:fillRect/>
+                    </a:stretch>
+                  </pic:blipFill>
+                  <pic:spPr>
+                    <a:xfrm>
+                      <a:off x="0" y="0"/>
+                      <a:ext cx="4740275" cy="1640205"/>
+                    </a:xfrm>
+                    <a:prstGeom prst="rect">
+                      <a:avLst/>
+                    </a:prstGeom>
+                  </pic:spPr>
+                </pic:pic>
+              </a:graphicData>
+            </a:graphic>
+            <wp14:sizeRelH relativeFrom="margin">
+              <wp14:pctWidth>0</wp14:pctWidth>
+            </wp14:sizeRelH>
+            <wp14:sizeRelV relativeFrom="margin">
+              <wp14:pctHeight>0</wp14:pctHeight>
+            </wp14:sizeRelV>
+          </wp:anchor>
+        </w:drawing>
+      </w:r>
+    </w:p>
+    <w:p>
+      <w:pPr>
+        <w:rPr>
+          <w:color w:val="EE0000"/>
+          <w:lang w:val="en-US"/>
+        </w:rPr>
+      </w:pPr>
+      <w:r>
+        <w:rPr>
+          <w:lang w:val="en-US"/>
+        </w:rPr>
+        <w:t xml:space="preserve">The MTX in case </w:t>
+      </w:r>
+      <w:r>
+        <w:rPr>
+          <w:color w:val="EE0000"/>
+          <w:lang w:val="en-US"/>
+        </w:rPr>
+        <w:t>x(</w:t>
+      </w:r>
+      <w:proofErr w:type="spellStart"/>
+      <w:r>
+        <w:rPr>
+          <w:color w:val="EE0000"/>
+          <w:lang w:val="en-US"/>
+        </w:rPr>
+        <w:t>ij</w:t>
+      </w:r>
+      <w:proofErr w:type="spellEnd"/>
+      <w:r>
+        <w:rPr>
+          <w:color w:val="EE0000"/>
+          <w:lang w:val="en-US"/>
+        </w:rPr>
+        <w:t xml:space="preserve">) = 1 then </w:t>
+      </w:r>
+      <w:proofErr w:type="spellStart"/>
+      <w:r>
+        <w:rPr>
+          <w:color w:val="EE0000"/>
+          <w:lang w:val="en-US"/>
+        </w:rPr>
+        <w:t>i</w:t>
+      </w:r>
+      <w:proofErr w:type="spellEnd"/>
+      <w:r>
+        <w:rPr>
+          <w:color w:val="EE0000"/>
+          <w:lang w:val="en-US"/>
+        </w:rPr>
+        <w:t xml:space="preserve"> </w:t>
+      </w:r>
+      <w:proofErr w:type="gramStart"/>
+      <w:r>
+        <w:rPr>
+          <w:color w:val="EE0000"/>
+          <w:lang w:val="en-US"/>
+        </w:rPr>
+        <w:t>goes</w:t>
+      </w:r>
+      <w:proofErr w:type="gramEnd"/>
+      <w:r>
+        <w:rPr>
+          <w:color w:val="EE0000"/>
+          <w:lang w:val="en-US"/>
+        </w:rPr>
+        <w:t xml:space="preserve"> directly to j?</w:t>
+      </w:r>
+    </w:p>
+    <w:p>
+      <w:pPr>
+        <w:rPr>
+          <w:lang w:val="en-US"/>
+        </w:rPr>
+      </w:pPr>
+      <w:r>
+        <w:rPr>
+          <w:lang w:val="en-US"/>
+        </w:rPr>
+        <w:t>For x(</w:t>
+      </w:r>
+      <w:proofErr w:type="spellStart"/>
+      <w:r>
+        <w:rPr>
+          <w:lang w:val="en-US"/>
+        </w:rPr>
+        <w:t>ij</w:t>
+      </w:r>
+      <w:proofErr w:type="spellEnd"/>
+      <w:r>
+        <w:rPr>
+          <w:lang w:val="en-US"/>
+        </w:rPr>
+        <w:t>) = 1</w:t>
+      </w:r>
+    </w:p>
+    <w:p>
+      <w:pPr>
+        <w:ind w:firstLine="720"/>
+        <w:rPr>
+          <w:lang w:val="en-US"/>
+        </w:rPr>
+      </w:pPr>
+      <w:r>
+        <w:rPr>
+          <w:lang w:val="en-US"/>
+        </w:rPr>
+        <w:t>U(</w:t>
+      </w:r>
+      <w:proofErr w:type="spellStart"/>
+      <w:r>
+        <w:rPr>
+          <w:lang w:val="en-US"/>
+        </w:rPr>
+        <w:t>i</w:t>
+      </w:r>
+      <w:proofErr w:type="spellEnd"/>
+      <w:r>
+        <w:rPr>
+          <w:lang w:val="en-US"/>
+        </w:rPr>
+        <w:t>) – u(j) + n*1 = n-1</w:t>
+      </w:r>
+    </w:p>
+    <w:p>
+      <w:pPr>
+        <w:ind w:firstLine="720"/>
+        <w:rPr>
+          <w:lang w:val="en-US"/>
+        </w:rPr>
+      </w:pPr>
+      <w:r>
+        <w:rPr>
+          <w:lang w:val="en-US"/>
+        </w:rPr>
+        <w:t>U(</w:t>
+      </w:r>
+      <w:proofErr w:type="spellStart"/>
+      <w:r>
+        <w:rPr>
+          <w:lang w:val="en-US"/>
+        </w:rPr>
+        <w:t>i</w:t>
+      </w:r>
+      <w:proofErr w:type="spellEnd"/>
+      <w:r>
+        <w:rPr>
+          <w:lang w:val="en-US"/>
+        </w:rPr>
+        <w:t>) + 1 &lt;= u(j)</w:t>
+      </w:r>
+    </w:p>
+    <w:p>
+      <w:pPr>
+        <w:pStyle w:val="ListParagraph"/>
+        <w:numPr>
+          <w:ilvl w:val="0"/>
+          <w:numId w:val="3"/>
+        </w:numPr>
+        <w:rPr>
+          <w:lang w:val="en-US"/>
+        </w:rPr>
+      </w:pPr>
+      <w:proofErr w:type="gramStart"/>
+      <w:r>
+        <w:rPr>
+          <w:lang w:val="en-US"/>
+        </w:rPr>
+        <w:t>if</w:t>
+      </w:r>
+      <w:proofErr w:type="gramEnd"/>
+      <w:r>
+        <w:rPr>
+          <w:lang w:val="en-US"/>
+        </w:rPr>
+        <w:t xml:space="preserve"> we go from I to </w:t>
+      </w:r>
+      <w:proofErr w:type="gramStart"/>
+      <w:r>
+        <w:rPr>
+          <w:lang w:val="en-US"/>
+        </w:rPr>
+        <w:t>j ;</w:t>
+      </w:r>
+      <w:proofErr w:type="gramEnd"/>
+      <w:r>
+        <w:rPr>
+          <w:lang w:val="en-US"/>
+        </w:rPr>
+        <w:t xml:space="preserve"> then j must have a higher order number than I </w:t>
+      </w:r>
+    </w:p>
+    <w:p>
+      <w:pPr>
+        <w:rPr>
+          <w:lang w:val="en-US"/>
+        </w:rPr>
+      </w:pPr>
+      <w:r>
+        <w:rPr>
+          <w:lang w:val="en-US"/>
+        </w:rPr>
+        <w:t>For X(</w:t>
+      </w:r>
+      <w:proofErr w:type="spellStart"/>
+      <w:r>
+        <w:rPr>
+          <w:lang w:val="en-US"/>
+        </w:rPr>
+        <w:t>ij</w:t>
+      </w:r>
+      <w:proofErr w:type="spellEnd"/>
+      <w:r>
+        <w:rPr>
+          <w:lang w:val="en-US"/>
+        </w:rPr>
+        <w:t>) – 0</w:t>
+      </w:r>
+    </w:p>
+    <w:p>
+      <w:pPr>
+        <w:rPr>
+          <w:lang w:val="en-US"/>
+        </w:rPr>
+      </w:pPr>
+      <w:r>
+        <w:rPr>
+          <w:lang w:val="en-US"/>
+        </w:rPr>
+        <w:lastRenderedPageBreak/>
+        <w:tab/>
+        <w:t>U(</w:t>
+      </w:r>
+      <w:proofErr w:type="spellStart"/>
+      <w:r>
+        <w:rPr>
+          <w:lang w:val="en-US"/>
+        </w:rPr>
+        <w:t>i</w:t>
+      </w:r>
+      <w:proofErr w:type="spellEnd"/>
+      <w:r>
+        <w:rPr>
+          <w:lang w:val="en-US"/>
+        </w:rPr>
+        <w:t>) – u(j)</w:t>
+      </w:r>
+      <w:r>
+        <w:rPr>
+          <w:lang w:val="en-US"/>
+        </w:rPr>
+        <w:t xml:space="preserve"> &lt;= n-1 </w:t>
+      </w:r>
+    </w:p>
+    <w:p>
+      <w:pPr>
+        <w:rPr>
+          <w:lang w:val="en-US"/>
+        </w:rPr>
+      </w:pPr>
+    </w:p>
+    <w:p>
+      <w:pPr>
+        <w:pStyle w:val="ListParagraph"/>
+        <w:numPr>
+          <w:ilvl w:val="0"/>
+          <w:numId w:val="4"/>
+        </w:numPr>
+        <w:rPr>
+          <w:lang w:val="en-US"/>
+        </w:rPr>
+      </w:pPr>
+      <w:r>
+        <w:rPr>
+          <w:lang w:val="en-US"/>
+        </w:rPr>
+        <w:t>Instance to ensure correctness:</w:t>
+      </w:r>
+    </w:p>
+    <w:p>
+      <w:pPr>
+        <w:pStyle w:val="ListParagraph"/>
+        <w:numPr>
+          <w:ilvl w:val="1"/>
+          <w:numId w:val="2"/>
+        </w:numPr>
+        <w:rPr>
+          <w:lang w:val="en-US"/>
+        </w:rPr>
+      </w:pPr>
+    </w:p>
+    <w:p>
+      <w:pPr>
+        <w:rPr>
+          <w:lang w:val="en-US"/>
+        </w:rPr>
+      </w:pPr>
+      <w:r>
+        <w:rPr>
+          <w:lang w:val="en-US"/>
+        </w:rPr>
+        <w:t>Formulating DFJ</w:t>
+      </w:r>
+    </w:p>
+    <w:p>
+      <w:pPr>
+        <w:rPr>
+          <w:lang w:val="en-US"/>
+        </w:rPr>
+      </w:pPr>
+    </w:p>
+    <w:p>
+      <w:pPr>
+        <w:rPr>
+          <w:lang w:val="en-US"/>
+        </w:rPr>
+      </w:pPr>
+      <w:r>
+        <w:rPr>
+          <w:lang w:val="en-US"/>
+        </w:rPr>
+        <w:t>Conclusion: DFJ performs better for bigger lists</w:t>
+      </w:r>
+    </w:p>
+    <w:p>
+      <w:pPr>
+        <w:pStyle w:val="ListParagraph"/>
+        <w:numPr>
+          <w:ilvl w:val="0"/>
+          <w:numId w:val="2"/>
+        </w:numPr>
+        <w:rPr>
+          <w:lang w:val="en-US"/>
+        </w:rPr>
+      </w:pPr>
+      <w:proofErr w:type="spellStart"/>
+      <w:r>
+        <w:rPr>
+          <w:lang w:val="en-US"/>
+        </w:rPr>
+        <w:t>bc</w:t>
+      </w:r>
+      <w:proofErr w:type="spellEnd"/>
+      <w:r>
+        <w:rPr>
+          <w:lang w:val="en-US"/>
+        </w:rPr>
+        <w:t xml:space="preserve"> DFJ has a strong LP relaxation, while MTZ has a very weak one</w:t>
+      </w:r>
+    </w:p>
+    <w:p>
+      <w:pPr>
+        <w:pStyle w:val="ListParagraph"/>
+        <w:numPr>
+          <w:ilvl w:val="1"/>
+          <w:numId w:val="2"/>
+        </w:numPr>
+        <w:rPr>
+          <w:lang w:val="en-US"/>
+        </w:rPr>
+      </w:pPr>
+      <w:r>
+        <w:rPr>
+          <w:lang w:val="en-US"/>
+        </w:rPr>
+        <w:t xml:space="preserve">meaning in MTZ </w:t>
+      </w:r>
+      <w:proofErr w:type="spellStart"/>
+      <w:proofErr w:type="gramStart"/>
+      <w:r>
+        <w:rPr>
+          <w:lang w:val="en-US"/>
+        </w:rPr>
+        <w:t>there;s</w:t>
+      </w:r>
+      <w:proofErr w:type="spellEnd"/>
+      <w:proofErr w:type="gramEnd"/>
+      <w:r>
+        <w:rPr>
+          <w:lang w:val="en-US"/>
+        </w:rPr>
+        <w:t xml:space="preserve"> a lot of guesswork in the programming of figuring out where to go from each customer. – this is time intensive as each option </w:t>
+      </w:r>
+      <w:proofErr w:type="gramStart"/>
+      <w:r>
+        <w:rPr>
+          <w:lang w:val="en-US"/>
+        </w:rPr>
+        <w:t>has to</w:t>
+      </w:r>
+      <w:proofErr w:type="gramEnd"/>
+      <w:r>
+        <w:rPr>
+          <w:lang w:val="en-US"/>
+        </w:rPr>
+        <w:t xml:space="preserve"> be considered</w:t>
+      </w:r>
+    </w:p>
+    <w:p>
+      <w:pPr>
+        <w:pStyle w:val="ListParagraph"/>
+        <w:numPr>
+          <w:ilvl w:val="1"/>
+          <w:numId w:val="2"/>
+        </w:numPr>
+        <w:rPr>
+          <w:lang w:val="en-US"/>
+        </w:rPr>
+      </w:pPr>
+      <w:r>
+        <w:rPr>
+          <w:lang w:val="en-US"/>
+        </w:rPr>
+        <w:t>for DFJ this is faster a</w:t>
+      </w:r>
+    </w:p>
+    <w:p>
+      <w:pPr>
+        <w:pStyle w:val="ListParagraph"/>
+        <w:numPr>
+          <w:ilvl w:val="1"/>
+          <w:numId w:val="1"/>
+        </w:numPr>
+        <w:rPr>
+          <w:lang w:val="en-US"/>
+        </w:rPr>
+      </w:pPr>
+      <w:r>
+        <w:rPr>
+          <w:lang w:val="en-US"/>
+        </w:rPr>
+        <w:t>Improving DFJ</w:t>
+      </w:r>
+    </w:p>
+    <w:p>
+      <w:pPr>
+        <w:rPr>
+          <w:lang w:val="en-US"/>
+        </w:rPr>
+      </w:pPr>
     </w:p>
     <w:p>
       <w:pPr>
@@ -95,6 +1117,475 @@
     </w:sectPr>
   </w:body>
 </w:document>
+</file>
+
+<file path=word/numbering.xml><?xml version="1.0" encoding="utf-8"?>
+<w:numbering xmlns:wpc="http://schemas.microsoft.com/office/word/2010/wordprocessingCanvas" xmlns:cx="http://schemas.microsoft.com/office/drawing/2014/chartex" xmlns:cx1="http://schemas.microsoft.com/office/drawing/2015/9/8/chartex" xmlns:cx2="http://schemas.microsoft.com/office/drawing/2015/10/21/chartex" xmlns:cx3="http://schemas.microsoft.com/office/drawing/2016/5/9/chartex" xmlns:cx4="http://schemas.microsoft.com/office/drawing/2016/5/10/chartex" xmlns:cx5="http://schemas.microsoft.com/office/drawing/2016/5/11/chartex" xmlns:cx6="http://schemas.microsoft.com/office/drawing/2016/5/12/chartex" xmlns:cx7="http://schemas.microsoft.com/office/drawing/2016/5/13/chartex" xmlns:cx8="http://schemas.microsoft.com/office/drawing/2016/5/14/chartex" xmlns:mc="http://schemas.openxmlformats.org/markup-compatibility/2006" xmlns:aink="http://schemas.microsoft.com/office/drawing/2016/ink" xmlns:am3d="http://schemas.microsoft.com/office/drawing/2017/model3d" xmlns:o="urn:schemas-microsoft-com:office:office" xmlns:oel="http://schemas.microsoft.com/office/2019/extlst" xmlns:r="http://schemas.openxmlformats.org/officeDocument/2006/relationships" xmlns:m="http://schemas.openxmlformats.org/officeDocument/2006/math" xmlns:v="urn:schemas-microsoft-com:vml" xmlns:wp14="http://schemas.microsoft.com/office/word/2010/wordprocessingDrawing" xmlns:wp="http://schemas.openxmlformats.org/drawingml/2006/wordprocessingDrawing" xmlns:w10="urn:schemas-microsoft-com:office:word" xmlns:w="http://schemas.openxmlformats.org/wordprocessingml/2006/main" xmlns:w14="http://schemas.microsoft.com/office/word/2010/wordml" xmlns:w15="http://schemas.microsoft.com/office/word/2012/wordml" xmlns:w16cex="http://schemas.microsoft.com/office/word/2018/wordml/cex" xmlns:w16cid="http://schemas.microsoft.com/office/word/2016/wordml/cid" xmlns:w16="http://schemas.microsoft.com/office/word/2018/wordml" xmlns:w16du="http://schemas.microsoft.com/office/word/2023/wordml/word16du" xmlns:w16sdtdh="http://schemas.microsoft.com/office/word/2020/wordml/sdtdatahash" xmlns:w16sdtfl="http://schemas.microsoft.com/office/word/2024/wordml/sdtformatlock" xmlns:w16se="http://schemas.microsoft.com/office/word/2015/wordml/symex" xmlns:wpg="http://schemas.microsoft.com/office/word/2010/wordprocessingGroup" xmlns:wpi="http://schemas.microsoft.com/office/word/2010/wordprocessingInk" xmlns:wne="http://schemas.microsoft.com/office/word/2006/wordml" xmlns:wps="http://schemas.microsoft.com/office/word/2010/wordprocessingShape" mc:Ignorable="w14 w15 w16se w16cid w16 w16cex w16sdtdh w16sdtfl w16du wp14">
+  <w:abstractNum w:abstractNumId="0" w15:restartNumberingAfterBreak="0">
+    <w:nsid w:val="1AA31E4E"/>
+    <w:multiLevelType w:val="hybridMultilevel"/>
+    <w:tmpl w:val="9154E586"/>
+    <w:lvl w:ilvl="0" w:tplc="6BB8E19A">
+      <w:start w:val="3"/>
+      <w:numFmt w:val="bullet"/>
+      <w:lvlText w:val=""/>
+      <w:lvlJc w:val="left"/>
+      <w:pPr>
+        <w:ind w:left="1080" w:hanging="360"/>
+      </w:pPr>
+      <w:rPr>
+        <w:rFonts w:ascii="Symbol" w:eastAsiaTheme="minorHAnsi" w:hAnsi="Symbol" w:cstheme="minorBidi" w:hint="default"/>
+      </w:rPr>
+    </w:lvl>
+    <w:lvl w:ilvl="1" w:tplc="20000003" w:tentative="1">
+      <w:start w:val="1"/>
+      <w:numFmt w:val="bullet"/>
+      <w:lvlText w:val="o"/>
+      <w:lvlJc w:val="left"/>
+      <w:pPr>
+        <w:ind w:left="1800" w:hanging="360"/>
+      </w:pPr>
+      <w:rPr>
+        <w:rFonts w:ascii="Courier New" w:hAnsi="Courier New" w:cs="Courier New" w:hint="default"/>
+      </w:rPr>
+    </w:lvl>
+    <w:lvl w:ilvl="2" w:tplc="20000005" w:tentative="1">
+      <w:start w:val="1"/>
+      <w:numFmt w:val="bullet"/>
+      <w:lvlText w:val=""/>
+      <w:lvlJc w:val="left"/>
+      <w:pPr>
+        <w:ind w:left="2520" w:hanging="360"/>
+      </w:pPr>
+      <w:rPr>
+        <w:rFonts w:ascii="Wingdings" w:hAnsi="Wingdings" w:hint="default"/>
+      </w:rPr>
+    </w:lvl>
+    <w:lvl w:ilvl="3" w:tplc="20000001" w:tentative="1">
+      <w:start w:val="1"/>
+      <w:numFmt w:val="bullet"/>
+      <w:lvlText w:val=""/>
+      <w:lvlJc w:val="left"/>
+      <w:pPr>
+        <w:ind w:left="3240" w:hanging="360"/>
+      </w:pPr>
+      <w:rPr>
+        <w:rFonts w:ascii="Symbol" w:hAnsi="Symbol" w:hint="default"/>
+      </w:rPr>
+    </w:lvl>
+    <w:lvl w:ilvl="4" w:tplc="20000003" w:tentative="1">
+      <w:start w:val="1"/>
+      <w:numFmt w:val="bullet"/>
+      <w:lvlText w:val="o"/>
+      <w:lvlJc w:val="left"/>
+      <w:pPr>
+        <w:ind w:left="3960" w:hanging="360"/>
+      </w:pPr>
+      <w:rPr>
+        <w:rFonts w:ascii="Courier New" w:hAnsi="Courier New" w:cs="Courier New" w:hint="default"/>
+      </w:rPr>
+    </w:lvl>
+    <w:lvl w:ilvl="5" w:tplc="20000005" w:tentative="1">
+      <w:start w:val="1"/>
+      <w:numFmt w:val="bullet"/>
+      <w:lvlText w:val=""/>
+      <w:lvlJc w:val="left"/>
+      <w:pPr>
+        <w:ind w:left="4680" w:hanging="360"/>
+      </w:pPr>
+      <w:rPr>
+        <w:rFonts w:ascii="Wingdings" w:hAnsi="Wingdings" w:hint="default"/>
+      </w:rPr>
+    </w:lvl>
+    <w:lvl w:ilvl="6" w:tplc="20000001" w:tentative="1">
+      <w:start w:val="1"/>
+      <w:numFmt w:val="bullet"/>
+      <w:lvlText w:val=""/>
+      <w:lvlJc w:val="left"/>
+      <w:pPr>
+        <w:ind w:left="5400" w:hanging="360"/>
+      </w:pPr>
+      <w:rPr>
+        <w:rFonts w:ascii="Symbol" w:hAnsi="Symbol" w:hint="default"/>
+      </w:rPr>
+    </w:lvl>
+    <w:lvl w:ilvl="7" w:tplc="20000003" w:tentative="1">
+      <w:start w:val="1"/>
+      <w:numFmt w:val="bullet"/>
+      <w:lvlText w:val="o"/>
+      <w:lvlJc w:val="left"/>
+      <w:pPr>
+        <w:ind w:left="6120" w:hanging="360"/>
+      </w:pPr>
+      <w:rPr>
+        <w:rFonts w:ascii="Courier New" w:hAnsi="Courier New" w:cs="Courier New" w:hint="default"/>
+      </w:rPr>
+    </w:lvl>
+    <w:lvl w:ilvl="8" w:tplc="20000005" w:tentative="1">
+      <w:start w:val="1"/>
+      <w:numFmt w:val="bullet"/>
+      <w:lvlText w:val=""/>
+      <w:lvlJc w:val="left"/>
+      <w:pPr>
+        <w:ind w:left="6840" w:hanging="360"/>
+      </w:pPr>
+      <w:rPr>
+        <w:rFonts w:ascii="Wingdings" w:hAnsi="Wingdings" w:hint="default"/>
+      </w:rPr>
+    </w:lvl>
+  </w:abstractNum>
+  <w:abstractNum w:abstractNumId="1" w15:restartNumberingAfterBreak="0">
+    <w:nsid w:val="549A613C"/>
+    <w:multiLevelType w:val="multilevel"/>
+    <w:tmpl w:val="FD08BF70"/>
+    <w:lvl w:ilvl="0">
+      <w:start w:val="1"/>
+      <w:numFmt w:val="decimal"/>
+      <w:lvlText w:val="%1"/>
+      <w:lvlJc w:val="left"/>
+      <w:pPr>
+        <w:ind w:left="372" w:hanging="372"/>
+      </w:pPr>
+      <w:rPr>
+        <w:rFonts w:hint="default"/>
+      </w:rPr>
+    </w:lvl>
+    <w:lvl w:ilvl="1">
+      <w:start w:val="1"/>
+      <w:numFmt w:val="decimal"/>
+      <w:lvlText w:val="%1.%2"/>
+      <w:lvlJc w:val="left"/>
+      <w:pPr>
+        <w:ind w:left="372" w:hanging="372"/>
+      </w:pPr>
+      <w:rPr>
+        <w:rFonts w:hint="default"/>
+      </w:rPr>
+    </w:lvl>
+    <w:lvl w:ilvl="2">
+      <w:start w:val="1"/>
+      <w:numFmt w:val="decimal"/>
+      <w:lvlText w:val="%1.%2.%3"/>
+      <w:lvlJc w:val="left"/>
+      <w:pPr>
+        <w:ind w:left="720" w:hanging="720"/>
+      </w:pPr>
+      <w:rPr>
+        <w:rFonts w:hint="default"/>
+      </w:rPr>
+    </w:lvl>
+    <w:lvl w:ilvl="3">
+      <w:start w:val="1"/>
+      <w:numFmt w:val="decimal"/>
+      <w:lvlText w:val="%1.%2.%3.%4"/>
+      <w:lvlJc w:val="left"/>
+      <w:pPr>
+        <w:ind w:left="1080" w:hanging="1080"/>
+      </w:pPr>
+      <w:rPr>
+        <w:rFonts w:hint="default"/>
+      </w:rPr>
+    </w:lvl>
+    <w:lvl w:ilvl="4">
+      <w:start w:val="1"/>
+      <w:numFmt w:val="decimal"/>
+      <w:lvlText w:val="%1.%2.%3.%4.%5"/>
+      <w:lvlJc w:val="left"/>
+      <w:pPr>
+        <w:ind w:left="1080" w:hanging="1080"/>
+      </w:pPr>
+      <w:rPr>
+        <w:rFonts w:hint="default"/>
+      </w:rPr>
+    </w:lvl>
+    <w:lvl w:ilvl="5">
+      <w:start w:val="1"/>
+      <w:numFmt w:val="decimal"/>
+      <w:lvlText w:val="%1.%2.%3.%4.%5.%6"/>
+      <w:lvlJc w:val="left"/>
+      <w:pPr>
+        <w:ind w:left="1440" w:hanging="1440"/>
+      </w:pPr>
+      <w:rPr>
+        <w:rFonts w:hint="default"/>
+      </w:rPr>
+    </w:lvl>
+    <w:lvl w:ilvl="6">
+      <w:start w:val="1"/>
+      <w:numFmt w:val="decimal"/>
+      <w:lvlText w:val="%1.%2.%3.%4.%5.%6.%7"/>
+      <w:lvlJc w:val="left"/>
+      <w:pPr>
+        <w:ind w:left="1440" w:hanging="1440"/>
+      </w:pPr>
+      <w:rPr>
+        <w:rFonts w:hint="default"/>
+      </w:rPr>
+    </w:lvl>
+    <w:lvl w:ilvl="7">
+      <w:start w:val="1"/>
+      <w:numFmt w:val="decimal"/>
+      <w:lvlText w:val="%1.%2.%3.%4.%5.%6.%7.%8"/>
+      <w:lvlJc w:val="left"/>
+      <w:pPr>
+        <w:ind w:left="1800" w:hanging="1800"/>
+      </w:pPr>
+      <w:rPr>
+        <w:rFonts w:hint="default"/>
+      </w:rPr>
+    </w:lvl>
+    <w:lvl w:ilvl="8">
+      <w:start w:val="1"/>
+      <w:numFmt w:val="decimal"/>
+      <w:lvlText w:val="%1.%2.%3.%4.%5.%6.%7.%8.%9"/>
+      <w:lvlJc w:val="left"/>
+      <w:pPr>
+        <w:ind w:left="1800" w:hanging="1800"/>
+      </w:pPr>
+      <w:rPr>
+        <w:rFonts w:hint="default"/>
+      </w:rPr>
+    </w:lvl>
+  </w:abstractNum>
+  <w:abstractNum w:abstractNumId="2" w15:restartNumberingAfterBreak="0">
+    <w:nsid w:val="60A26549"/>
+    <w:multiLevelType w:val="hybridMultilevel"/>
+    <w:tmpl w:val="4A4CCB7A"/>
+    <w:lvl w:ilvl="0" w:tplc="BB123764">
+      <w:start w:val="3"/>
+      <w:numFmt w:val="bullet"/>
+      <w:lvlText w:val=""/>
+      <w:lvlJc w:val="left"/>
+      <w:pPr>
+        <w:ind w:left="720" w:hanging="360"/>
+      </w:pPr>
+      <w:rPr>
+        <w:rFonts w:ascii="Wingdings" w:eastAsiaTheme="minorHAnsi" w:hAnsi="Wingdings" w:cstheme="minorBidi" w:hint="default"/>
+      </w:rPr>
+    </w:lvl>
+    <w:lvl w:ilvl="1" w:tplc="20000003" w:tentative="1">
+      <w:start w:val="1"/>
+      <w:numFmt w:val="bullet"/>
+      <w:lvlText w:val="o"/>
+      <w:lvlJc w:val="left"/>
+      <w:pPr>
+        <w:ind w:left="1440" w:hanging="360"/>
+      </w:pPr>
+      <w:rPr>
+        <w:rFonts w:ascii="Courier New" w:hAnsi="Courier New" w:cs="Courier New" w:hint="default"/>
+      </w:rPr>
+    </w:lvl>
+    <w:lvl w:ilvl="2" w:tplc="20000005" w:tentative="1">
+      <w:start w:val="1"/>
+      <w:numFmt w:val="bullet"/>
+      <w:lvlText w:val=""/>
+      <w:lvlJc w:val="left"/>
+      <w:pPr>
+        <w:ind w:left="2160" w:hanging="360"/>
+      </w:pPr>
+      <w:rPr>
+        <w:rFonts w:ascii="Wingdings" w:hAnsi="Wingdings" w:hint="default"/>
+      </w:rPr>
+    </w:lvl>
+    <w:lvl w:ilvl="3" w:tplc="20000001" w:tentative="1">
+      <w:start w:val="1"/>
+      <w:numFmt w:val="bullet"/>
+      <w:lvlText w:val=""/>
+      <w:lvlJc w:val="left"/>
+      <w:pPr>
+        <w:ind w:left="2880" w:hanging="360"/>
+      </w:pPr>
+      <w:rPr>
+        <w:rFonts w:ascii="Symbol" w:hAnsi="Symbol" w:hint="default"/>
+      </w:rPr>
+    </w:lvl>
+    <w:lvl w:ilvl="4" w:tplc="20000003" w:tentative="1">
+      <w:start w:val="1"/>
+      <w:numFmt w:val="bullet"/>
+      <w:lvlText w:val="o"/>
+      <w:lvlJc w:val="left"/>
+      <w:pPr>
+        <w:ind w:left="3600" w:hanging="360"/>
+      </w:pPr>
+      <w:rPr>
+        <w:rFonts w:ascii="Courier New" w:hAnsi="Courier New" w:cs="Courier New" w:hint="default"/>
+      </w:rPr>
+    </w:lvl>
+    <w:lvl w:ilvl="5" w:tplc="20000005" w:tentative="1">
+      <w:start w:val="1"/>
+      <w:numFmt w:val="bullet"/>
+      <w:lvlText w:val=""/>
+      <w:lvlJc w:val="left"/>
+      <w:pPr>
+        <w:ind w:left="4320" w:hanging="360"/>
+      </w:pPr>
+      <w:rPr>
+        <w:rFonts w:ascii="Wingdings" w:hAnsi="Wingdings" w:hint="default"/>
+      </w:rPr>
+    </w:lvl>
+    <w:lvl w:ilvl="6" w:tplc="20000001" w:tentative="1">
+      <w:start w:val="1"/>
+      <w:numFmt w:val="bullet"/>
+      <w:lvlText w:val=""/>
+      <w:lvlJc w:val="left"/>
+      <w:pPr>
+        <w:ind w:left="5040" w:hanging="360"/>
+      </w:pPr>
+      <w:rPr>
+        <w:rFonts w:ascii="Symbol" w:hAnsi="Symbol" w:hint="default"/>
+      </w:rPr>
+    </w:lvl>
+    <w:lvl w:ilvl="7" w:tplc="20000003" w:tentative="1">
+      <w:start w:val="1"/>
+      <w:numFmt w:val="bullet"/>
+      <w:lvlText w:val="o"/>
+      <w:lvlJc w:val="left"/>
+      <w:pPr>
+        <w:ind w:left="5760" w:hanging="360"/>
+      </w:pPr>
+      <w:rPr>
+        <w:rFonts w:ascii="Courier New" w:hAnsi="Courier New" w:cs="Courier New" w:hint="default"/>
+      </w:rPr>
+    </w:lvl>
+    <w:lvl w:ilvl="8" w:tplc="20000005" w:tentative="1">
+      <w:start w:val="1"/>
+      <w:numFmt w:val="bullet"/>
+      <w:lvlText w:val=""/>
+      <w:lvlJc w:val="left"/>
+      <w:pPr>
+        <w:ind w:left="6480" w:hanging="360"/>
+      </w:pPr>
+      <w:rPr>
+        <w:rFonts w:ascii="Wingdings" w:hAnsi="Wingdings" w:hint="default"/>
+      </w:rPr>
+    </w:lvl>
+  </w:abstractNum>
+  <w:abstractNum w:abstractNumId="3" w15:restartNumberingAfterBreak="0">
+    <w:nsid w:val="798C4DF5"/>
+    <w:multiLevelType w:val="hybridMultilevel"/>
+    <w:tmpl w:val="B6C4EAD0"/>
+    <w:lvl w:ilvl="0" w:tplc="616CDBEE">
+      <w:start w:val="3"/>
+      <w:numFmt w:val="bullet"/>
+      <w:lvlText w:val="-"/>
+      <w:lvlJc w:val="left"/>
+      <w:pPr>
+        <w:ind w:left="732" w:hanging="360"/>
+      </w:pPr>
+      <w:rPr>
+        <w:rFonts w:ascii="Aptos" w:eastAsiaTheme="minorHAnsi" w:hAnsi="Aptos" w:cstheme="minorBidi" w:hint="default"/>
+      </w:rPr>
+    </w:lvl>
+    <w:lvl w:ilvl="1" w:tplc="20000003">
+      <w:start w:val="1"/>
+      <w:numFmt w:val="bullet"/>
+      <w:lvlText w:val="o"/>
+      <w:lvlJc w:val="left"/>
+      <w:pPr>
+        <w:ind w:left="1452" w:hanging="360"/>
+      </w:pPr>
+      <w:rPr>
+        <w:rFonts w:ascii="Courier New" w:hAnsi="Courier New" w:cs="Courier New" w:hint="default"/>
+      </w:rPr>
+    </w:lvl>
+    <w:lvl w:ilvl="2" w:tplc="20000005" w:tentative="1">
+      <w:start w:val="1"/>
+      <w:numFmt w:val="bullet"/>
+      <w:lvlText w:val=""/>
+      <w:lvlJc w:val="left"/>
+      <w:pPr>
+        <w:ind w:left="2172" w:hanging="360"/>
+      </w:pPr>
+      <w:rPr>
+        <w:rFonts w:ascii="Wingdings" w:hAnsi="Wingdings" w:hint="default"/>
+      </w:rPr>
+    </w:lvl>
+    <w:lvl w:ilvl="3" w:tplc="20000001" w:tentative="1">
+      <w:start w:val="1"/>
+      <w:numFmt w:val="bullet"/>
+      <w:lvlText w:val=""/>
+      <w:lvlJc w:val="left"/>
+      <w:pPr>
+        <w:ind w:left="2892" w:hanging="360"/>
+      </w:pPr>
+      <w:rPr>
+        <w:rFonts w:ascii="Symbol" w:hAnsi="Symbol" w:hint="default"/>
+      </w:rPr>
+    </w:lvl>
+    <w:lvl w:ilvl="4" w:tplc="20000003" w:tentative="1">
+      <w:start w:val="1"/>
+      <w:numFmt w:val="bullet"/>
+      <w:lvlText w:val="o"/>
+      <w:lvlJc w:val="left"/>
+      <w:pPr>
+        <w:ind w:left="3612" w:hanging="360"/>
+      </w:pPr>
+      <w:rPr>
+        <w:rFonts w:ascii="Courier New" w:hAnsi="Courier New" w:cs="Courier New" w:hint="default"/>
+      </w:rPr>
+    </w:lvl>
+    <w:lvl w:ilvl="5" w:tplc="20000005" w:tentative="1">
+      <w:start w:val="1"/>
+      <w:numFmt w:val="bullet"/>
+      <w:lvlText w:val=""/>
+      <w:lvlJc w:val="left"/>
+      <w:pPr>
+        <w:ind w:left="4332" w:hanging="360"/>
+      </w:pPr>
+      <w:rPr>
+        <w:rFonts w:ascii="Wingdings" w:hAnsi="Wingdings" w:hint="default"/>
+      </w:rPr>
+    </w:lvl>
+    <w:lvl w:ilvl="6" w:tplc="20000001" w:tentative="1">
+      <w:start w:val="1"/>
+      <w:numFmt w:val="bullet"/>
+      <w:lvlText w:val=""/>
+      <w:lvlJc w:val="left"/>
+      <w:pPr>
+        <w:ind w:left="5052" w:hanging="360"/>
+      </w:pPr>
+      <w:rPr>
+        <w:rFonts w:ascii="Symbol" w:hAnsi="Symbol" w:hint="default"/>
+      </w:rPr>
+    </w:lvl>
+    <w:lvl w:ilvl="7" w:tplc="20000003" w:tentative="1">
+      <w:start w:val="1"/>
+      <w:numFmt w:val="bullet"/>
+      <w:lvlText w:val="o"/>
+      <w:lvlJc w:val="left"/>
+      <w:pPr>
+        <w:ind w:left="5772" w:hanging="360"/>
+      </w:pPr>
+      <w:rPr>
+        <w:rFonts w:ascii="Courier New" w:hAnsi="Courier New" w:cs="Courier New" w:hint="default"/>
+      </w:rPr>
+    </w:lvl>
+    <w:lvl w:ilvl="8" w:tplc="20000005" w:tentative="1">
+      <w:start w:val="1"/>
+      <w:numFmt w:val="bullet"/>
+      <w:lvlText w:val=""/>
+      <w:lvlJc w:val="left"/>
+      <w:pPr>
+        <w:ind w:left="6492" w:hanging="360"/>
+      </w:pPr>
+      <w:rPr>
+        <w:rFonts w:ascii="Wingdings" w:hAnsi="Wingdings" w:hint="default"/>
+      </w:rPr>
+    </w:lvl>
+  </w:abstractNum>
+  <w:num w:numId="1" w16cid:durableId="1907109648">
+    <w:abstractNumId w:val="1"/>
+  </w:num>
+  <w:num w:numId="2" w16cid:durableId="810906983">
+    <w:abstractNumId w:val="3"/>
+  </w:num>
+  <w:num w:numId="3" w16cid:durableId="1316031319">
+    <w:abstractNumId w:val="0"/>
+  </w:num>
+  <w:num w:numId="4" w16cid:durableId="884290368">
+    <w:abstractNumId w:val="2"/>
+  </w:num>
+</w:numbering>
 </file>
 
 <file path=word/styles.xml><?xml version="1.0" encoding="utf-8"?>
